--- a/docs/lista_louvores/Textos_Louvores/NECESSITADO (294 CC).docx
+++ b/docs/lista_louvores/Textos_Louvores/NECESSITADO (294 CC).docx
@@ -4,178 +4,293 @@
   <w:body>
     <w:p>
       <w:pPr>
-        <w:pStyle w:val="SemEspaamento"/>
+        <w:pStyle w:val="Ttulo1"/>
       </w:pPr>
       <w:r>
         <w:t>NECESSITADO (294 CC)</w:t>
       </w:r>
       <w:r>
         <w:t xml:space="preserve"> </w:t>
-      </w:r>
-    </w:p>
-    <w:p>
-      <w:r>
-        <w:t>De Ti, Jesus Senhor,</w:t>
-      </w:r>
-      <w:r>
-        <w:t xml:space="preserve"> </w:t>
-      </w:r>
-      <w:r>
-        <w:t>eu tenho precisão</w:t>
-      </w:r>
-      <w:r>
-        <w:br/>
-        <w:t>Só Teu divino amor</w:t>
-      </w:r>
-      <w:r>
-        <w:t xml:space="preserve"> </w:t>
-      </w:r>
-      <w:r>
-        <w:t>dá paz ao coração</w:t>
       </w:r>
     </w:p>
     <w:p>
       <w:pPr>
         <w:rPr>
-          <w:b/>
-          <w:bCs/>
+          <w:rFonts w:ascii="Times New Roman" w:hAnsi="Times New Roman"/>
         </w:rPr>
       </w:pPr>
       <w:r>
         <w:rPr>
-          <w:b/>
-          <w:bCs/>
-        </w:rPr>
-        <w:t>Ó meu Jesus,</w:t>
-      </w:r>
-      <w:r>
-        <w:rPr>
-          <w:b/>
-          <w:bCs/>
+          <w:rFonts w:ascii="Times New Roman" w:hAnsi="Times New Roman"/>
+        </w:rPr>
+        <w:t>De Ti, Jesus Senhor,</w:t>
+      </w:r>
+      <w:r>
+        <w:rPr>
+          <w:rFonts w:ascii="Times New Roman" w:hAnsi="Times New Roman"/>
         </w:rPr>
         <w:t xml:space="preserve"> </w:t>
       </w:r>
       <w:r>
         <w:rPr>
-          <w:b/>
-          <w:bCs/>
-        </w:rPr>
-        <w:t>comigo vem estar agora</w:t>
-      </w:r>
-      <w:r>
-        <w:rPr>
-          <w:b/>
-          <w:bCs/>
+          <w:rFonts w:ascii="Times New Roman" w:hAnsi="Times New Roman"/>
+        </w:rPr>
+        <w:t>eu tenho precisão</w:t>
+      </w:r>
+      <w:r>
+        <w:rPr>
+          <w:rFonts w:ascii="Times New Roman" w:hAnsi="Times New Roman"/>
         </w:rPr>
         <w:br/>
-      </w:r>
-      <w:r>
-        <w:rPr>
-          <w:b/>
-          <w:bCs/>
-        </w:rPr>
-        <w:t>A</w:t>
-      </w:r>
-      <w:r>
-        <w:rPr>
-          <w:b/>
-          <w:bCs/>
-        </w:rPr>
-        <w:t>té que no céu contigo</w:t>
-      </w:r>
-      <w:r>
-        <w:rPr>
-          <w:b/>
-          <w:bCs/>
+        <w:t>Só Teu divino amor</w:t>
+      </w:r>
+      <w:r>
+        <w:rPr>
+          <w:rFonts w:ascii="Times New Roman" w:hAnsi="Times New Roman"/>
         </w:rPr>
         <w:t xml:space="preserve"> </w:t>
       </w:r>
       <w:r>
         <w:rPr>
-          <w:b/>
-          <w:bCs/>
-        </w:rPr>
-        <w:t>eu vá morar</w:t>
-      </w:r>
-    </w:p>
-    <w:p>
-      <w:r>
-        <w:t>Oh dá-me, meu Jesus,</w:t>
-      </w:r>
-      <w:r>
-        <w:t xml:space="preserve"> </w:t>
-      </w:r>
-      <w:r>
-        <w:t>fruir Teu rico amor</w:t>
-      </w:r>
-      <w:r>
-        <w:br/>
-        <w:t>E andar em Tua luz,</w:t>
-      </w:r>
-      <w:r>
-        <w:t xml:space="preserve"> </w:t>
-      </w:r>
-      <w:r>
-        <w:t>submisso a Ti, Senhor</w:t>
+          <w:rFonts w:ascii="Times New Roman" w:hAnsi="Times New Roman"/>
+        </w:rPr>
+        <w:t>dá paz ao coração</w:t>
       </w:r>
     </w:p>
     <w:p>
       <w:pPr>
         <w:rPr>
+          <w:rFonts w:ascii="Times New Roman" w:hAnsi="Times New Roman"/>
           <w:b/>
           <w:bCs/>
+          <w:i/>
+          <w:iCs/>
         </w:rPr>
       </w:pPr>
       <w:r>
         <w:rPr>
+          <w:rFonts w:ascii="Times New Roman" w:hAnsi="Times New Roman"/>
           <w:b/>
           <w:bCs/>
-        </w:rPr>
-        <w:t>[REFRÃO]</w:t>
-      </w:r>
-    </w:p>
-    <w:p>
-      <w:r>
-        <w:t>Vencendo a tentação,</w:t>
-      </w:r>
-      <w:r>
+          <w:i/>
+          <w:iCs/>
+        </w:rPr>
+        <w:t>Ó meu Jesus,</w:t>
+      </w:r>
+      <w:r>
+        <w:rPr>
+          <w:rFonts w:ascii="Times New Roman" w:hAnsi="Times New Roman"/>
+          <w:b/>
+          <w:bCs/>
+          <w:i/>
+          <w:iCs/>
+        </w:rPr>
         <w:t xml:space="preserve"> </w:t>
       </w:r>
       <w:r>
-        <w:t>contente viverei</w:t>
-      </w:r>
-      <w:r>
+        <w:rPr>
+          <w:rFonts w:ascii="Times New Roman" w:hAnsi="Times New Roman"/>
+          <w:b/>
+          <w:bCs/>
+          <w:i/>
+          <w:iCs/>
+        </w:rPr>
+        <w:t>comigo vem estar agora</w:t>
+      </w:r>
+      <w:r>
+        <w:rPr>
+          <w:rFonts w:ascii="Times New Roman" w:hAnsi="Times New Roman"/>
+          <w:b/>
+          <w:bCs/>
+          <w:i/>
+          <w:iCs/>
+        </w:rPr>
         <w:br/>
-        <w:t>Sob Tua proteção,</w:t>
-      </w:r>
-      <w:r>
+      </w:r>
+      <w:r>
+        <w:rPr>
+          <w:rFonts w:ascii="Times New Roman" w:hAnsi="Times New Roman"/>
+          <w:b/>
+          <w:bCs/>
+          <w:i/>
+          <w:iCs/>
+        </w:rPr>
+        <w:t>A</w:t>
+      </w:r>
+      <w:r>
+        <w:rPr>
+          <w:rFonts w:ascii="Times New Roman" w:hAnsi="Times New Roman"/>
+          <w:b/>
+          <w:bCs/>
+          <w:i/>
+          <w:iCs/>
+        </w:rPr>
+        <w:t>té que no céu contigo</w:t>
+      </w:r>
+      <w:r>
+        <w:rPr>
+          <w:rFonts w:ascii="Times New Roman" w:hAnsi="Times New Roman"/>
+          <w:b/>
+          <w:bCs/>
+          <w:i/>
+          <w:iCs/>
+        </w:rPr>
         <w:t xml:space="preserve"> </w:t>
       </w:r>
       <w:r>
-        <w:t>ó meu bendito Rei!</w:t>
+        <w:rPr>
+          <w:rFonts w:ascii="Times New Roman" w:hAnsi="Times New Roman"/>
+          <w:b/>
+          <w:bCs/>
+          <w:i/>
+          <w:iCs/>
+        </w:rPr>
+        <w:t>eu vá morar</w:t>
       </w:r>
     </w:p>
     <w:p>
       <w:pPr>
         <w:rPr>
+          <w:rFonts w:ascii="Times New Roman" w:hAnsi="Times New Roman"/>
+        </w:rPr>
+      </w:pPr>
+      <w:r>
+        <w:rPr>
+          <w:rFonts w:ascii="Times New Roman" w:hAnsi="Times New Roman"/>
+        </w:rPr>
+        <w:t>Oh dá-me, meu Jesus,</w:t>
+      </w:r>
+      <w:r>
+        <w:rPr>
+          <w:rFonts w:ascii="Times New Roman" w:hAnsi="Times New Roman"/>
+        </w:rPr>
+        <w:t xml:space="preserve"> </w:t>
+      </w:r>
+      <w:r>
+        <w:rPr>
+          <w:rFonts w:ascii="Times New Roman" w:hAnsi="Times New Roman"/>
+        </w:rPr>
+        <w:t>fruir Teu rico amor</w:t>
+      </w:r>
+      <w:r>
+        <w:rPr>
+          <w:rFonts w:ascii="Times New Roman" w:hAnsi="Times New Roman"/>
+        </w:rPr>
+        <w:br/>
+        <w:t>E andar em Tua luz,</w:t>
+      </w:r>
+      <w:r>
+        <w:rPr>
+          <w:rFonts w:ascii="Times New Roman" w:hAnsi="Times New Roman"/>
+        </w:rPr>
+        <w:t xml:space="preserve"> </w:t>
+      </w:r>
+      <w:r>
+        <w:rPr>
+          <w:rFonts w:ascii="Times New Roman" w:hAnsi="Times New Roman"/>
+        </w:rPr>
+        <w:t>submisso a Ti, Senhor</w:t>
+      </w:r>
+    </w:p>
+    <w:p>
+      <w:pPr>
+        <w:rPr>
+          <w:rFonts w:ascii="Times New Roman" w:hAnsi="Times New Roman"/>
           <w:b/>
           <w:bCs/>
+          <w:i/>
+          <w:iCs/>
         </w:rPr>
       </w:pPr>
       <w:r>
         <w:rPr>
+          <w:rFonts w:ascii="Times New Roman" w:hAnsi="Times New Roman"/>
           <w:b/>
           <w:bCs/>
+          <w:i/>
+          <w:iCs/>
         </w:rPr>
         <w:t>[REFRÃO]</w:t>
       </w:r>
     </w:p>
     <w:p>
-      <w:r>
+      <w:pPr>
+        <w:rPr>
+          <w:rFonts w:ascii="Times New Roman" w:hAnsi="Times New Roman"/>
+        </w:rPr>
+      </w:pPr>
+      <w:r>
+        <w:rPr>
+          <w:rFonts w:ascii="Times New Roman" w:hAnsi="Times New Roman"/>
+        </w:rPr>
+        <w:t>Vencendo a tentação,</w:t>
+      </w:r>
+      <w:r>
+        <w:rPr>
+          <w:rFonts w:ascii="Times New Roman" w:hAnsi="Times New Roman"/>
+        </w:rPr>
+        <w:t xml:space="preserve"> </w:t>
+      </w:r>
+      <w:r>
+        <w:rPr>
+          <w:rFonts w:ascii="Times New Roman" w:hAnsi="Times New Roman"/>
+        </w:rPr>
+        <w:t>contente viverei</w:t>
+      </w:r>
+      <w:r>
+        <w:rPr>
+          <w:rFonts w:ascii="Times New Roman" w:hAnsi="Times New Roman"/>
+        </w:rPr>
+        <w:br/>
+        <w:t>Sob Tua proteção,</w:t>
+      </w:r>
+      <w:r>
+        <w:rPr>
+          <w:rFonts w:ascii="Times New Roman" w:hAnsi="Times New Roman"/>
+        </w:rPr>
+        <w:t xml:space="preserve"> </w:t>
+      </w:r>
+      <w:r>
+        <w:rPr>
+          <w:rFonts w:ascii="Times New Roman" w:hAnsi="Times New Roman"/>
+        </w:rPr>
+        <w:t>ó meu bendito Rei!</w:t>
+      </w:r>
+    </w:p>
+    <w:p>
+      <w:pPr>
+        <w:rPr>
+          <w:rFonts w:ascii="Times New Roman" w:hAnsi="Times New Roman"/>
+          <w:b/>
+          <w:bCs/>
+          <w:i/>
+          <w:iCs/>
+        </w:rPr>
+      </w:pPr>
+      <w:r>
+        <w:rPr>
+          <w:rFonts w:ascii="Times New Roman" w:hAnsi="Times New Roman"/>
+          <w:b/>
+          <w:bCs/>
+          <w:i/>
+          <w:iCs/>
+        </w:rPr>
+        <w:t>[REFRÃO]</w:t>
+      </w:r>
+    </w:p>
+    <w:p>
+      <w:pPr>
+        <w:rPr>
+          <w:rFonts w:ascii="Times New Roman" w:hAnsi="Times New Roman"/>
+        </w:rPr>
+      </w:pPr>
+      <w:r>
+        <w:rPr>
+          <w:rFonts w:ascii="Times New Roman" w:hAnsi="Times New Roman"/>
+        </w:rPr>
         <w:t>Eu vá morar!</w:t>
       </w:r>
     </w:p>
-    <w:p/>
     <w:sectPr>
       <w:pgSz w:w="11906" w:h="16838"/>
       <w:pgMar w:top="1417" w:right="1701" w:bottom="1417" w:left="1701" w:header="708" w:footer="708" w:gutter="0"/>
